--- a/resumes/state-resume.docx
+++ b/resumes/state-resume.docx
@@ -9,20 +9,20 @@
         <w:tblLook w:firstColumn="1" w:firstRow="1" w:lastColumn="0" w:lastRow="0" w:noHBand="0" w:noVBand="1" w:val="04A0"/>
       </w:tblPr>
       <w:tblGrid>
-        <w:gridCol w:w="1587"/>
-        <w:gridCol w:w="5669"/>
-        <w:gridCol w:w="1361"/>
+        <w:gridCol w:w="2000"/>
+        <w:gridCol w:w="6606"/>
+        <w:gridCol w:w="1600"/>
       </w:tblGrid>
       <w:tr>
         <w:tc>
           <w:tcPr>
-            <w:tcW w:type="dxa" w:w="3513"/>
+            <w:tcW w:type="dxa" w:w="2000"/>
           </w:tcPr>
           <w:p>
             <w:r>
               <w:drawing>
                 <wp:inline xmlns:a="http://schemas.openxmlformats.org/drawingml/2006/main" xmlns:pic="http://schemas.openxmlformats.org/drawingml/2006/picture">
-                  <wp:extent cx="900000" cy="1310789"/>
+                  <wp:extent cx="900000" cy="1260000"/>
                   <wp:docPr id="1" name="Picture 1"/>
                   <wp:cNvGraphicFramePr>
                     <a:graphicFrameLocks noChangeAspect="1"/>
@@ -43,7 +43,7 @@
                         <pic:spPr>
                           <a:xfrm>
                             <a:off x="0" y="0"/>
-                            <a:ext cx="900000" cy="1310789"/>
+                            <a:ext cx="900000" cy="1260000"/>
                           </a:xfrm>
                           <a:prstGeom prst="rect"/>
                         </pic:spPr>
@@ -57,7 +57,7 @@
         </w:tc>
         <w:tc>
           <w:tcPr>
-            <w:tcW w:type="dxa" w:w="3513"/>
+            <w:tcW w:type="dxa" w:w="6606"/>
           </w:tcPr>
           <w:p>
             <w:r>
@@ -84,7 +84,7 @@
                 <w:color w:val="666666"/>
                 <w:sz w:val="19"/>
               </w:rPr>
-              <w:t>政治面貌：共青团员</w:t>
+              <w:t>政治面貌：共青团员 | 籍贯：云南省红河州</w:t>
             </w:r>
           </w:p>
           <w:p>
@@ -113,9 +113,28 @@
                 <w:color w:val="666666"/>
                 <w:sz w:val="19"/>
               </w:rPr>
+              <w:t>GitHub：</w:t>
+            </w:r>
+            <w:hyperlink r:id="rId11">
+              <w:r>
+                <w:rPr>
+                  <w:color w:val="7A5A44"/>
+                  <w:sz w:val="19"/>
+                </w:rPr>
+                <w:t>github.com/wzx11223344</w:t>
+              </w:r>
+            </w:hyperlink>
+            <w:r>
+              <w:t xml:space="preserve">   </w:t>
+            </w:r>
+            <w:r>
+              <w:rPr>
+                <w:color w:val="666666"/>
+                <w:sz w:val="19"/>
+              </w:rPr>
               <w:t>作品集：</w:t>
             </w:r>
-            <w:hyperlink r:id="rId11">
+            <w:hyperlink r:id="rId12">
               <w:r>
                 <w:rPr>
                   <w:color w:val="7A5A44"/>
@@ -128,7 +147,7 @@
         </w:tc>
         <w:tc>
           <w:tcPr>
-            <w:tcW w:type="dxa" w:w="3513"/>
+            <w:tcW w:type="dxa" w:w="1600"/>
           </w:tcPr>
           <w:p>
             <w:pPr>
@@ -186,6 +205,7 @@
     </w:tbl>
     <w:p>
       <w:pPr>
+        <w:spacing w:after="40"/>
         <w:jc w:val="left"/>
       </w:pPr>
       <w:r>
@@ -193,19 +213,7 @@
           <w:color w:val="444444"/>
           <w:sz w:val="19"/>
         </w:rPr>
-        <w:t>意向行业：政府机关/国企/公共事业单位 ｜ 目标岗位：产业研究/政策研究/综合管理 ｜ 意向城市：上海 ｜ 薪资：面议 ｜ 教育：华东师范大学·经济学本科（前30%）</w:t>
-      </w:r>
-    </w:p>
-    <w:p>
-      <w:pPr>
-        <w:spacing w:after="20"/>
-      </w:pPr>
-      <w:r>
-        <w:rPr>
-          <w:color w:val="666666"/>
-          <w:sz w:val="18"/>
-        </w:rPr>
-        <w:t>核心课程：产业经济学、区域经济学、货币银行学、公共政策分析、计量经济学</w:t>
+        <w:t>意向行业：政府机关/国企/公共事业单位 ｜ 目标岗位：综合管理/产业研究/政策研究/经济分析 ｜ 意向城市：上海/ 云南 ｜ 薪资：面议 ｜ 教育：华东师范大学·经济学本科（前30%）</w:t>
       </w:r>
     </w:p>
     <w:p>
@@ -222,6 +230,87 @@
           <w:sz w:val="23"/>
         </w:rPr>
         <w:t>实习经历</w:t>
+      </w:r>
+    </w:p>
+    <w:p>
+      <w:pPr>
+        <w:spacing w:after="0"/>
+      </w:pPr>
+      <w:r>
+        <w:rPr>
+          <w:b/>
+          <w:sz w:val="21"/>
+        </w:rPr>
+        <w:t>会计实习生 · 上海沪中会计师事务所</w:t>
+      </w:r>
+    </w:p>
+    <w:p>
+      <w:pPr>
+        <w:spacing w:after="20"/>
+      </w:pPr>
+      <w:r>
+        <w:rPr>
+          <w:color w:val="888888"/>
+          <w:sz w:val="18"/>
+        </w:rPr>
+        <w:t>2026.09 - 2026.12</w:t>
+      </w:r>
+    </w:p>
+    <w:p>
+      <w:pPr>
+        <w:spacing w:after="20" w:line="264" w:lineRule="auto"/>
+      </w:pPr>
+      <w:r>
+        <w:rPr>
+          <w:b/>
+          <w:color w:val="888888"/>
+          <w:sz w:val="19"/>
+        </w:rPr>
+        <w:t xml:space="preserve">· </w:t>
+      </w:r>
+      <w:r>
+        <w:rPr>
+          <w:sz w:val="19"/>
+        </w:rPr>
+        <w:t>审计程序：参与企业年度审计及专项审计项目，负责货币资金、往来款项等科目的实质性程序，完成凭证抽查、银行函证、余额核对及底稿编制</w:t>
+      </w:r>
+    </w:p>
+    <w:p>
+      <w:pPr>
+        <w:spacing w:after="20" w:line="264" w:lineRule="auto"/>
+      </w:pPr>
+      <w:r>
+        <w:rPr>
+          <w:b/>
+          <w:color w:val="888888"/>
+          <w:sz w:val="19"/>
+        </w:rPr>
+        <w:t xml:space="preserve">· </w:t>
+      </w:r>
+      <w:r>
+        <w:rPr>
+          <w:sz w:val="19"/>
+        </w:rPr>
+        <w:t>合规审查：负责企业项目申报材料的合规性审查，核对合同、发票、验收材料与账务记录的一致性，识别并纠正材料与账面不符的问题，推动企业补充完善支撑材料</w:t>
+      </w:r>
+    </w:p>
+    <w:p>
+      <w:pPr>
+        <w:spacing w:after="20" w:line="264" w:lineRule="auto"/>
+      </w:pPr>
+      <w:r>
+        <w:rPr>
+          <w:b/>
+          <w:color w:val="888888"/>
+          <w:sz w:val="19"/>
+        </w:rPr>
+        <w:t xml:space="preserve">· </w:t>
+      </w:r>
+      <w:r>
+        <w:rPr>
+          <w:sz w:val="19"/>
+        </w:rPr>
+        <w:t>底稿归档：协助项目经理执行审计调整与试算平衡，按审计准则归档工作底稿，确保项目按期出具审计报告</w:t>
       </w:r>
     </w:p>
     <w:p>
@@ -264,7 +353,7 @@
         <w:rPr>
           <w:sz w:val="19"/>
         </w:rPr>
-        <w:t>项目评审：参与 20+ 场智能制造项目评审，梳理企业申报材料的资质完整性、证明链与数据一致性；优化审核清单后项目通过率提升至 95%</w:t>
+        <w:t>政策调研：参与 20+ 场智能制造项目评审与产业政策研究，梳理企业申报材料的资质、证明链与数据一致性，优化审核清单后项目通过率提升至 95%</w:t>
       </w:r>
     </w:p>
     <w:p>
@@ -283,7 +372,31 @@
         <w:rPr>
           <w:sz w:val="19"/>
         </w:rPr>
-        <w:t>产业调研：实地走访 15+ 家新能源及高端装备企业，撰写 3 篇产业调研报告提交产业处，覆盖智能制造与数字化转型领域，提出中小企业数字化转型瓶颈分析与政策建议</w:t>
+        <w:t>企业调研：实地走访 15+ 家新能源及高端装备企业，撰写 3 篇产业调研报告提交产业处，提出中小企业数字化转型瓶颈分析与政策建议</w:t>
+      </w:r>
+    </w:p>
+    <w:p>
+      <w:pPr>
+        <w:spacing w:after="0"/>
+      </w:pPr>
+      <w:r>
+        <w:rPr>
+          <w:b/>
+          <w:sz w:val="21"/>
+        </w:rPr>
+        <w:t>人力资源实习生（含客户经理轮岗/ 寒假实践） · 中国联通（上海）公司</w:t>
+      </w:r>
+    </w:p>
+    <w:p>
+      <w:pPr>
+        <w:spacing w:after="20"/>
+      </w:pPr>
+      <w:r>
+        <w:rPr>
+          <w:color w:val="888888"/>
+          <w:sz w:val="18"/>
+        </w:rPr>
+        <w:t>2026.01 - 2026.02</w:t>
       </w:r>
     </w:p>
     <w:p>
@@ -302,7 +415,7 @@
         <w:rPr>
           <w:sz w:val="19"/>
         </w:rPr>
-        <w:t>文稿撰写：参与 3 篇产业调研报告的撰写与修订，负责数据整理、图表制作与政策文献梳理，报告提交产业处参考</w:t>
+        <w:t>综合事务：统筹企业新型学徒制培训项目数据管理，覆盖 7 个班级、21 个部门 3,500+ 条数据，协调跨部门数据口径统一与台账规范</w:t>
       </w:r>
     </w:p>
     <w:p>
@@ -321,26 +434,7 @@
         <w:rPr>
           <w:sz w:val="19"/>
         </w:rPr>
-        <w:t>会议组织：负责 20+ 场项目评审会的会务统筹，对接 15+ 家企业与 5 个处室，协调议程安排、材料分发与现场保障，确保评审流程高效推进</w:t>
-      </w:r>
-    </w:p>
-    <w:p>
-      <w:pPr>
-        <w:spacing w:after="20" w:line="264" w:lineRule="auto"/>
-      </w:pPr>
-      <w:r>
-        <w:rPr>
-          <w:b/>
-          <w:color w:val="888888"/>
-          <w:sz w:val="19"/>
-        </w:rPr>
-        <w:t xml:space="preserve">· </w:t>
-      </w:r>
-      <w:r>
-        <w:rPr>
-          <w:sz w:val="19"/>
-        </w:rPr>
-        <w:t>政策研究：协助梳理上海市智能制造相关政策文件，参与优化项目申报审核清单，提升申报材料合规性</w:t>
+        <w:t>规范建设：发现各部门考核评分标准不一致的系统性问题，协助制定统一规范，参与培训与员工事务的统筹协调</w:t>
       </w:r>
     </w:p>
     <w:p>
@@ -383,7 +477,7 @@
         <w:rPr>
           <w:sz w:val="19"/>
         </w:rPr>
-        <w:t>行业研究：协助分析上市公司财务报表，梳理三张表的勾稽关系；参与撰写 3 份消费服务行业深度报告，聚焦行业成本端与客单价趋势分析</w:t>
+        <w:t>产业研究：独立完成 3 份消费服务行业深度报告，对比多家上市公司经营数据，分析行业成本端与客单价趋势，核心观点纳入投资参考</w:t>
       </w:r>
     </w:p>
     <w:p>
@@ -402,7 +496,7 @@
         <w:rPr>
           <w:sz w:val="19"/>
         </w:rPr>
-        <w:t>数据分析：搭建门店经营数据动态监测系统（Excel 数据透视表），追踪华东区域门店运营指标，为经营分析提供数据支撑</w:t>
+        <w:t>数据分析：搭建门店经营数据动态监测系统，识别库存周转、人效分化等共性成因，为经营决策提供数据支撑</w:t>
       </w:r>
     </w:p>
     <w:p>
@@ -445,7 +539,47 @@
         <w:rPr>
           <w:sz w:val="19"/>
         </w:rPr>
-        <w:t>基层实践一：参与西部计划宣讲会筹备工作，完成宣传物料设计与场地协调对接，锻炼活动组织能力</w:t>
+        <w:t>综合实践：参与西部计划宣讲会筹备、政府公文收发登记与台账管理，承担高三教学辅助工作，均获实习鉴定优秀评价</w:t>
+      </w:r>
+    </w:p>
+    <w:p>
+      <w:pPr>
+        <w:spacing w:before="60" w:after="20"/>
+        <w:pBdr>
+          <w:bottom w:val="single" w:sz="6" w:space="2" w:color="2f6b50"/>
+        </w:pBdr>
+      </w:pPr>
+      <w:r>
+        <w:rPr>
+          <w:b/>
+          <w:color w:val="2F6B50"/>
+          <w:sz w:val="23"/>
+        </w:rPr>
+        <w:t>项目经历</w:t>
+      </w:r>
+    </w:p>
+    <w:p>
+      <w:pPr>
+        <w:spacing w:after="0"/>
+      </w:pPr>
+      <w:r>
+        <w:rPr>
+          <w:b/>
+          <w:sz w:val="21"/>
+        </w:rPr>
+        <w:t>智能工厂能级提升 · 全流程可观测与指挥平台（数据产品 / 产业研究）</w:t>
+      </w:r>
+    </w:p>
+    <w:p>
+      <w:pPr>
+        <w:spacing w:after="20"/>
+      </w:pPr>
+      <w:r>
+        <w:rPr>
+          <w:color w:val="888888"/>
+          <w:sz w:val="18"/>
+        </w:rPr>
+        <w:t>2026.07 – 至今</w:t>
       </w:r>
     </w:p>
     <w:p>
@@ -464,7 +598,7 @@
         <w:rPr>
           <w:sz w:val="19"/>
         </w:rPr>
-        <w:t>基层实践二：负责政府公文收发登记与台账管理，分类归档各类文件，零差错完成文件整理与交接</w:t>
+        <w:t>平台构建：围绕 2026 版《智能工厂梯度培育要素条件》与制造业智能化专项资金评审逻辑，构建「全流程可观测指挥平台」——大屏看板（10 屏：总控驾驶舱 / 设备 OEE / 质量一次合格 / 生产进度·订单 / 物流·物料 / 能耗·安环 / 人员·班组 / 异常 Andon / 数字孪生平面图 / 视频监控），并整合「申报—诊断—建设—验收—整改」五阶段可交互「全链路表」。</w:t>
       </w:r>
     </w:p>
     <w:p>
@@ -483,31 +617,7 @@
         <w:rPr>
           <w:sz w:val="19"/>
         </w:rPr>
-        <w:t>基层实践三：承担高三教学辅助工作，协助批改作业与答疑辅导；获实习鉴定优秀评价，锻炼基层事务处理与群众沟通能力</w:t>
-      </w:r>
-    </w:p>
-    <w:p>
-      <w:pPr>
-        <w:spacing w:after="0"/>
-      </w:pPr>
-      <w:r>
-        <w:rPr>
-          <w:b/>
-          <w:sz w:val="21"/>
-        </w:rPr>
-        <w:t>人力资源实习生（含客户经理轮岗/ 寒假实践） · 中国联通（上海）公司</w:t>
-      </w:r>
-    </w:p>
-    <w:p>
-      <w:pPr>
-        <w:spacing w:after="20"/>
-      </w:pPr>
-      <w:r>
-        <w:rPr>
-          <w:color w:val="888888"/>
-          <w:sz w:val="18"/>
-        </w:rPr>
-        <w:t>2026.01 - 2026.02</w:t>
+        <w:t>技术实现：前端原生 HTML/CSS/JS 单页应用，后端 MES 适配器（mes_adapter.py + integration.json + server.py）对接生产数据，集成 RTSP 视频监控网关与数字孪生产线平面图；结构化数据底座含 TIERS 4 级能级梯度 / AREAS 5 大建设环节 / KPI_REF 22 项绩效指标 / CHAIN 5 阶段流程 / CASES 9 行业标杆 / ISSUES 6 类评审共性问题，量化指标均取自会议材料原文，无法核定的以「见审计报告」标注。</w:t>
       </w:r>
     </w:p>
     <w:p>
@@ -526,7 +636,7 @@
         <w:rPr>
           <w:sz w:val="19"/>
         </w:rPr>
-        <w:t>统筹协调：参与企业新型学徒制培训项目跨部门协调工作，对接多部门需求，保障培训流程顺畅运转</w:t>
+        <w:t>运行机制：以「梯度培育要素条件 + 五大环节 + 22 项 KPI」为框架，实现能级梯度对比、全链路流程导航、企业案例库检索（和元生物 / hiFleet / 某车企 / 中船动力等 9 家），支持按梯度 / 行业 / 环节多维筛选，输出可复用诊断结论。</w:t>
       </w:r>
     </w:p>
     <w:p>
@@ -545,7 +655,164 @@
         <w:rPr>
           <w:sz w:val="19"/>
         </w:rPr>
-        <w:t>流程规范：协助整理培训台账与会务资料，参与制定统一的数据录入与归档规范，沉淀流程优化意识</w:t>
+        <w:t>评审洞察：沉淀跨案例共性问题——预算/实际倒挂 20% 红线、一次合格率 vs 返修后合格率口径歧义、考核指标需 M 系统实时采集溯源等，形成智能工厂能级提升方法论与决策参考，已发布开源仓库并部署 GitHub Pages / CloudStudio 在线演示。</w:t>
+      </w:r>
+    </w:p>
+    <w:p>
+      <w:pPr>
+        <w:spacing w:after="20" w:line="264" w:lineRule="auto"/>
+      </w:pPr>
+      <w:r>
+        <w:rPr>
+          <w:b/>
+          <w:color w:val="888888"/>
+          <w:sz w:val="19"/>
+        </w:rPr>
+        <w:t xml:space="preserve">· </w:t>
+      </w:r>
+      <w:r>
+        <w:rPr>
+          <w:sz w:val="19"/>
+        </w:rPr>
+        <w:t>项目地址（3 个真实可访问）：GitHub 仓库 github.com/wzx11223344/smart-factory-dashboard ｜ 在线演示 wzx11223344.github.io/smart-factory-dashboard/ ｜ CloudStudio 一键部署 https://9b4a9004620c4d2b99481077cf6f4a94.gz5.agentos-app.net</w:t>
+      </w:r>
+    </w:p>
+    <w:p>
+      <w:pPr>
+        <w:spacing w:after="0"/>
+      </w:pPr>
+      <w:r>
+        <w:rPr>
+          <w:b/>
+          <w:sz w:val="21"/>
+        </w:rPr>
+        <w:t>经济文明推演引擎 · 复杂社会经济系统因果识别与情景推演平台（研究产品 / 宏观量化）</w:t>
+      </w:r>
+    </w:p>
+    <w:p>
+      <w:pPr>
+        <w:spacing w:after="20"/>
+      </w:pPr>
+      <w:r>
+        <w:rPr>
+          <w:color w:val="888888"/>
+          <w:sz w:val="18"/>
+        </w:rPr>
+        <w:t>2026.07 – 至今</w:t>
+      </w:r>
+    </w:p>
+    <w:p>
+      <w:pPr>
+        <w:spacing w:after="20" w:line="264" w:lineRule="auto"/>
+      </w:pPr>
+      <w:r>
+        <w:rPr>
+          <w:b/>
+          <w:color w:val="888888"/>
+          <w:sz w:val="19"/>
+        </w:rPr>
+        <w:t xml:space="preserve">· </w:t>
+      </w:r>
+      <w:r>
+        <w:rPr>
+          <w:sz w:val="19"/>
+        </w:rPr>
+        <w:t>项目定位：面向「复杂经济系统可计算化」的宏观经济研究沙盘——以因果推断为内核，将「识别→估计→传导→推演→验证」串成可复用研究链路，服务于政策效应评估与情景研判。</w:t>
+      </w:r>
+    </w:p>
+    <w:p>
+      <w:pPr>
+        <w:spacing w:after="20" w:line="264" w:lineRule="auto"/>
+      </w:pPr>
+      <w:r>
+        <w:rPr>
+          <w:b/>
+          <w:color w:val="888888"/>
+          <w:sz w:val="19"/>
+        </w:rPr>
+        <w:t xml:space="preserve">· </w:t>
+      </w:r>
+      <w:r>
+        <w:rPr>
+          <w:sz w:val="19"/>
+        </w:rPr>
+        <w:t>平台构建：围绕“复杂经济系统的可计算化与可推演化”，构建「经济文明推演引擎」——可交互研究沙盘（6 屏：因果图谱 / 政策冲击反事实 / 产业传导网络 / 区域韧性监测 / 情景推演 / 知识引擎），并整合「识别—估计—传导—推演—验证」五阶段可交互「研究全链路表」。</w:t>
+      </w:r>
+    </w:p>
+    <w:p>
+      <w:pPr>
+        <w:spacing w:after="20" w:line="264" w:lineRule="auto"/>
+      </w:pPr>
+      <w:r>
+        <w:rPr>
+          <w:b/>
+          <w:color w:val="888888"/>
+          <w:sz w:val="19"/>
+        </w:rPr>
+        <w:t xml:space="preserve">· </w:t>
+      </w:r>
+      <w:r>
+        <w:rPr>
+          <w:sz w:val="19"/>
+        </w:rPr>
+        <w:t>技术实现：前端原生 HTML/CSS/JS 单页应用，后端宏观数据适配器（macro_adapter.py + ontology.json + server.py）对接多源宏观数据（WB / FRED / 国家统计局 / Wind / CEIC），集成计量—因果混合引擎（pyconometrics + causal-inference-ml）；结构化数据底座含 CAUSES 7 类识别策略 / CHANNELS 4 类传导机制 / SHOCKS 9 类外生冲击 / INDICATORS 三级指标体系 / POLICIES 反事实政策库 / LITERATURE 方法论库，量化指标均取自权威数据源，无法核定的以「见原始统计」标注。</w:t>
+      </w:r>
+    </w:p>
+    <w:p>
+      <w:pPr>
+        <w:spacing w:after="20" w:line="264" w:lineRule="auto"/>
+      </w:pPr>
+      <w:r>
+        <w:rPr>
+          <w:b/>
+          <w:color w:val="888888"/>
+          <w:sz w:val="19"/>
+        </w:rPr>
+        <w:t xml:space="preserve">· </w:t>
+      </w:r>
+      <w:r>
+        <w:rPr>
+          <w:sz w:val="19"/>
+        </w:rPr>
+        <w:t>运行机制：以「因果识别 + 系统传导 + 情景推演」为框架，实现政策效应反事实估计、产业冲击传导仿真、区域韧性动态监测，支持按区域 / 行业 / 政策类型多维筛选，输出可复用的研究结论与政策备忘录。</w:t>
+      </w:r>
+    </w:p>
+    <w:p>
+      <w:pPr>
+        <w:spacing w:after="20" w:line="264" w:lineRule="auto"/>
+      </w:pPr>
+      <w:r>
+        <w:rPr>
+          <w:b/>
+          <w:color w:val="888888"/>
+          <w:sz w:val="19"/>
+        </w:rPr>
+        <w:t xml:space="preserve">· </w:t>
+      </w:r>
+      <w:r>
+        <w:rPr>
+          <w:sz w:val="19"/>
+        </w:rPr>
+        <w:t>评审洞察：沉淀跨情景共性问题——相关非因果的误判红线、识别策略需外生变异支撑、传导机制的时滞与异质性、政策评估需控制混淆与选择性偏差等，形成「用因果推断解码经济规律」的方法论与决策参考，已发布开源仓库并部署 GitHub Pages 在线演示。</w:t>
+      </w:r>
+    </w:p>
+    <w:p>
+      <w:pPr>
+        <w:spacing w:after="20" w:line="264" w:lineRule="auto"/>
+      </w:pPr>
+      <w:r>
+        <w:rPr>
+          <w:b/>
+          <w:color w:val="888888"/>
+          <w:sz w:val="19"/>
+        </w:rPr>
+        <w:t xml:space="preserve">· </w:t>
+      </w:r>
+      <w:r>
+        <w:rPr>
+          <w:sz w:val="19"/>
+        </w:rPr>
+        <w:t>项目地址（2 个真实可访问）：开源仓库 github.com/wzx11223344/econ-civilization-engine ｜ 在线演示 wzx11223344.github.io/econ-civilization-engine/</w:t>
       </w:r>
     </w:p>
     <w:p>
@@ -609,6 +876,255 @@
     </w:p>
     <w:p>
       <w:pPr>
+        <w:spacing w:after="0"/>
+      </w:pPr>
+      <w:r>
+        <w:rPr>
+          <w:b/>
+          <w:sz w:val="21"/>
+        </w:rPr>
+        <w:t>个人赛参赛选手·优秀等级 · 上证杯第六届全国高校ETF 知识及理财规划大赛</w:t>
+      </w:r>
+    </w:p>
+    <w:p>
+      <w:pPr>
+        <w:spacing w:after="20"/>
+      </w:pPr>
+      <w:r>
+        <w:rPr>
+          <w:color w:val="888888"/>
+          <w:sz w:val="18"/>
+        </w:rPr>
+        <w:t>2026.06</w:t>
+      </w:r>
+    </w:p>
+    <w:p>
+      <w:pPr>
+        <w:spacing w:after="20" w:line="264" w:lineRule="auto"/>
+      </w:pPr>
+      <w:r>
+        <w:rPr>
+          <w:b/>
+          <w:color w:val="888888"/>
+          <w:sz w:val="19"/>
+        </w:rPr>
+        <w:t xml:space="preserve">· </w:t>
+      </w:r>
+      <w:r>
+        <w:rPr>
+          <w:sz w:val="19"/>
+        </w:rPr>
+        <w:t>知识竞赛：80 题仅错6 题，正确率92.5%；模拟投资环节独立完成行情研判与资产配置决策，实现资产净值增长36%</w:t>
+      </w:r>
+    </w:p>
+    <w:p>
+      <w:pPr>
+        <w:spacing w:before="60" w:after="20"/>
+        <w:pBdr>
+          <w:bottom w:val="single" w:sz="6" w:space="2" w:color="7a5a44"/>
+        </w:pBdr>
+      </w:pPr>
+      <w:r>
+        <w:rPr>
+          <w:b/>
+          <w:color w:val="7A5A44"/>
+          <w:sz w:val="23"/>
+        </w:rPr>
+        <w:t>开源项目</w:t>
+      </w:r>
+    </w:p>
+    <w:p>
+      <w:pPr>
+        <w:spacing w:after="20" w:line="264" w:lineRule="auto"/>
+      </w:pPr>
+      <w:r>
+        <w:rPr>
+          <w:b/>
+          <w:color w:val="888888"/>
+          <w:sz w:val="19"/>
+        </w:rPr>
+        <w:t xml:space="preserve">· </w:t>
+      </w:r>
+      <w:r>
+        <w:rPr>
+          <w:color w:val="444444"/>
+          <w:sz w:val="19"/>
+        </w:rPr>
+        <w:t>个人 G</w:t>
+      </w:r>
+      <w:r>
+        <w:rPr>
+          <w:color w:val="444444"/>
+          <w:sz w:val="19"/>
+        </w:rPr>
+        <w:t>it</w:t>
+      </w:r>
+      <w:r>
+        <w:rPr>
+          <w:color w:val="444444"/>
+          <w:sz w:val="19"/>
+        </w:rPr>
+        <w:t>H</w:t>
+      </w:r>
+      <w:r>
+        <w:rPr>
+          <w:color w:val="444444"/>
+          <w:sz w:val="19"/>
+        </w:rPr>
+        <w:t>ub</w:t>
+      </w:r>
+      <w:r>
+        <w:rPr>
+          <w:color w:val="444444"/>
+          <w:sz w:val="19"/>
+        </w:rPr>
+        <w:t xml:space="preserve"> 开源 100+ 经济与数据科学项目（P</w:t>
+      </w:r>
+      <w:r>
+        <w:rPr>
+          <w:color w:val="444444"/>
+          <w:sz w:val="19"/>
+        </w:rPr>
+        <w:t>ython</w:t>
+      </w:r>
+      <w:r>
+        <w:rPr>
+          <w:color w:val="444444"/>
+          <w:sz w:val="19"/>
+        </w:rPr>
+        <w:t xml:space="preserve"> 为主），侧重政策研究与经济分析：政策模拟与反事实评估（</w:t>
+      </w:r>
+      <w:hyperlink r:id="rId13">
+        <w:r>
+          <w:rPr>
+            <w:color w:val="2F6B50"/>
+            <w:sz w:val="19"/>
+          </w:rPr>
+          <w:t>policysim</w:t>
+        </w:r>
+      </w:hyperlink>
+      <w:r>
+        <w:rPr>
+          <w:color w:val="444444"/>
+          <w:sz w:val="19"/>
+        </w:rPr>
+        <w:t xml:space="preserve"> / </w:t>
+      </w:r>
+      <w:hyperlink r:id="rId14">
+        <w:r>
+          <w:rPr>
+            <w:color w:val="2F6B50"/>
+            <w:sz w:val="19"/>
+          </w:rPr>
+          <w:t>counterfact-agent</w:t>
+        </w:r>
+      </w:hyperlink>
+      <w:r>
+        <w:rPr>
+          <w:color w:val="444444"/>
+          <w:sz w:val="19"/>
+        </w:rPr>
+        <w:t>）、计量经济学（</w:t>
+      </w:r>
+      <w:hyperlink r:id="rId15">
+        <w:r>
+          <w:rPr>
+            <w:color w:val="2F6B50"/>
+            <w:sz w:val="19"/>
+          </w:rPr>
+          <w:t>pyconometrics</w:t>
+        </w:r>
+      </w:hyperlink>
+      <w:r>
+        <w:rPr>
+          <w:color w:val="444444"/>
+          <w:sz w:val="19"/>
+        </w:rPr>
+        <w:t xml:space="preserve"> / </w:t>
+      </w:r>
+      <w:hyperlink r:id="rId16">
+        <w:r>
+          <w:rPr>
+            <w:color w:val="2F6B50"/>
+            <w:sz w:val="19"/>
+          </w:rPr>
+          <w:t>spatialecon</w:t>
+        </w:r>
+      </w:hyperlink>
+      <w:r>
+        <w:rPr>
+          <w:color w:val="444444"/>
+          <w:sz w:val="19"/>
+        </w:rPr>
+        <w:t>）、宏观经济数据获取与可视化（</w:t>
+      </w:r>
+      <w:hyperlink r:id="rId17">
+        <w:r>
+          <w:rPr>
+            <w:color w:val="2F6B50"/>
+            <w:sz w:val="19"/>
+          </w:rPr>
+          <w:t>macrodatahub</w:t>
+        </w:r>
+      </w:hyperlink>
+      <w:r>
+        <w:rPr>
+          <w:color w:val="444444"/>
+          <w:sz w:val="19"/>
+        </w:rPr>
+        <w:t xml:space="preserve"> / </w:t>
+      </w:r>
+      <w:hyperlink r:id="rId18">
+        <w:r>
+          <w:rPr>
+            <w:color w:val="2F6B50"/>
+            <w:sz w:val="19"/>
+          </w:rPr>
+          <w:t>china-econ-pulse</w:t>
+        </w:r>
+      </w:hyperlink>
+      <w:r>
+        <w:rPr>
+          <w:color w:val="444444"/>
+          <w:sz w:val="19"/>
+        </w:rPr>
+        <w:t xml:space="preserve"> / </w:t>
+      </w:r>
+      <w:hyperlink r:id="rId19">
+        <w:r>
+          <w:rPr>
+            <w:color w:val="2F6B50"/>
+            <w:sz w:val="19"/>
+          </w:rPr>
+          <w:t>city-compare</w:t>
+        </w:r>
+      </w:hyperlink>
+      <w:r>
+        <w:rPr>
+          <w:color w:val="444444"/>
+          <w:sz w:val="19"/>
+        </w:rPr>
+        <w:t xml:space="preserve">）；代表作 </w:t>
+      </w:r>
+      <w:hyperlink r:id="rId20">
+        <w:r>
+          <w:rPr>
+            <w:color w:val="2F6B50"/>
+            <w:sz w:val="19"/>
+          </w:rPr>
+          <w:t>express-consumption</w:t>
+        </w:r>
+      </w:hyperlink>
+      <w:r>
+        <w:rPr>
+          <w:color w:val="444444"/>
+          <w:sz w:val="19"/>
+        </w:rPr>
+        <w:t xml:space="preserve"> 为 1,352 份问卷的计量建模可复现代码，体现规范的实证研究与数据处理能力</w:t>
+      </w:r>
+    </w:p>
+    <w:p>
+      <w:pPr>
         <w:spacing w:before="60" w:after="20"/>
         <w:pBdr>
           <w:bottom w:val="single" w:sz="6" w:space="2" w:color="7a5a44"/>
@@ -639,7 +1155,7 @@
         <w:rPr>
           <w:sz w:val="19"/>
         </w:rPr>
-        <w:t>研究能力：产业调研 / 政策分析 / 报告撰写 / 数据研究</w:t>
+        <w:t>办公应用：MS Office / 公文写作</w:t>
       </w:r>
     </w:p>
     <w:p>
@@ -658,7 +1174,7 @@
         <w:rPr>
           <w:sz w:val="19"/>
         </w:rPr>
-        <w:t>办公应用：MS Office / 公文写作 / 台账管理</w:t>
+        <w:t>数据分析：SPSS / Stata / Excel（数据透视表、Power Query、函数嵌套）</w:t>
       </w:r>
     </w:p>
     <w:p>
@@ -677,7 +1193,26 @@
         <w:rPr>
           <w:sz w:val="19"/>
         </w:rPr>
-        <w:t>数据分析：SPSS / Stata / Excel（数据透视表、函数嵌套）</w:t>
+        <w:t>金融证书：基金从业/ 银行从业</w:t>
+      </w:r>
+    </w:p>
+    <w:p>
+      <w:pPr>
+        <w:spacing w:after="20" w:line="264" w:lineRule="auto"/>
+      </w:pPr>
+      <w:r>
+        <w:rPr>
+          <w:b/>
+          <w:color w:val="888888"/>
+          <w:sz w:val="19"/>
+        </w:rPr>
+        <w:t xml:space="preserve">· </w:t>
+      </w:r>
+      <w:r>
+        <w:rPr>
+          <w:sz w:val="19"/>
+        </w:rPr>
+        <w:t>其他：C1 驾驶证/ 初级会计</w:t>
       </w:r>
     </w:p>
     <w:p>
@@ -704,7 +1239,7 @@
         <w:rPr>
           <w:sz w:val="19"/>
         </w:rPr>
-        <w:t>· CET-6  · 正大杯市场调查大赛优秀奖  · 全国大学生数学建模竞赛省级二等奖</w:t>
+        <w:t>· 银行从业资格证  · 基金从业资格证  · 初级会计职称  · CET-6  · 正大杯市场调查大赛优秀奖  · 上证杯ETF 知识竞赛优秀  · C1 驾驶证  · 全国大学生数学建模竞赛省级二等奖</w:t>
       </w:r>
     </w:p>
     <w:p>
@@ -739,7 +1274,7 @@
         <w:rPr>
           <w:sz w:val="19"/>
         </w:rPr>
-        <w:t>2024.10 | 中国工程院工程科学技术研讨会暨中国光电材料大会（500+ 规模）：负责嘉宾接待、签到引导与会场秩序维护，保障会议流程顺畅进行</w:t>
+        <w:t>2024.10 | 中国工程院工程科学技术研讨会暨中国光电材料大会：嘉宾接待与会议资料分发</w:t>
       </w:r>
     </w:p>
     <w:p>
@@ -758,7 +1293,7 @@
         <w:rPr>
           <w:sz w:val="19"/>
         </w:rPr>
-        <w:t>2024.11 | 首届中国自贸战略论坛暨华东师范大学中国自贸战略研究院成立大会：负责会场布置、嘉宾引导与资料分发协调，协助保障大规模会议顺利召开</w:t>
+        <w:t>2024.11 | 首届中国自贸战略论坛暨华东师范大学中国自贸战略研究院成立大会：会场组织与嘉宾引导</w:t>
       </w:r>
     </w:p>
     <w:p>
@@ -785,59 +1320,11 @@
         <w:rPr>
           <w:sz w:val="19"/>
         </w:rPr>
-        <w:t>经济学本科，共青团员。上海市经信委产业调研实习期间，参与 20+ 场项目评审与 15+ 家企业实地调研，撰写多篇产业报告提交产业处；具备政策研究、文稿撰写与跨部门协调能力，基层实践经验丰富（农业农村局 / 团县委均获优秀鉴定），作风严谨细致，可快速适配产业研究与综合管理类岗位。</w:t>
+        <w:t>经济学本科，共青团员；曾在上海市经信委参与 20+ 场项目评审、实地调研 15+ 家企业，熟悉政策调研与公文写作；两段基层实践（农业农村局 / 团县委）均获优秀鉴定。政治可靠、作风严谨，可在政策调研、材料撰写与跨部门协作中稳定交付高质量成果。</w:t>
       </w:r>
     </w:p>
-    <w:p>
-      <w:pPr>
-        <w:spacing w:before="60" w:after="20"/>
-        <w:pBdr>
-          <w:bottom w:val="single" w:sz="6" w:space="2" w:color="7a5a44"/>
-        </w:pBdr>
-      </w:pPr>
-      <w:r>
-        <w:rPr>
-          <w:b/>
-          <w:color w:val="7A5A44"/>
-          <w:sz w:val="23"/>
-        </w:rPr>
-        <w:t>作品集</w:t>
-      </w:r>
-    </w:p>
-    <w:p>
-      <w:pPr>
-        <w:spacing w:after="20"/>
-      </w:pPr>
-      <w:r>
-        <w:rPr>
-          <w:sz w:val="19"/>
-        </w:rPr>
-        <w:t>交互式作品集（GitHub Pages·6 岗定制）：每岗一个专属交互页——互联网版含实时看板/留存 Cohort/RFM 分层/转化漏斗/A-B 实验；国企版含产业看板/政策研究方法论/合规审查与评审漏斗；财务版含百胜中国与陕西旅游真实财务分析；银行版含 BSM 定价/希腊值/蒙特卡洛/波动率微笑；人事版含积点台账校验；通用版跨岗真实亮点。点右上二维码或下方「作品集🔗」看本岗专属交互版。</w:t>
-      </w:r>
-    </w:p>
-    <w:p>
-      <w:pPr>
-        <w:spacing w:after="40"/>
-      </w:pPr>
-      <w:r>
-        <w:rPr>
-          <w:color w:val="666666"/>
-          <w:sz w:val="19"/>
-        </w:rPr>
-        <w:t>查看本岗交互版：</w:t>
-      </w:r>
-      <w:hyperlink r:id="rId11">
-        <w:r>
-          <w:rPr>
-            <w:color w:val="7A5A44"/>
-            <w:sz w:val="19"/>
-          </w:rPr>
-          <w:t>wzx11223344.github.io/portfolio-demo/positions/state.html</w:t>
-        </w:r>
-      </w:hyperlink>
-    </w:p>
     <w:sectPr>
-      <w:pgSz w:w="12240" w:h="15840"/>
+      <w:pgSz w:w="11906" w:h="16838"/>
       <w:pgMar w:top="680" w:right="850" w:bottom="680" w:left="850" w:header="720" w:footer="720" w:gutter="0"/>
       <w:cols w:space="720"/>
       <w:docGrid w:linePitch="360"/>
